--- a/Jordan_Smith_III_Executive_Brief.docx
+++ b/Jordan_Smith_III_Executive_Brief.docx
@@ -424,7 +424,7 @@
           <w:sz w:val="19"/>
           <w:szCs w:val="19"/>
         </w:rPr>
-        <w:t xml:space="preserve">Designed and secured executive buy-in for a supplier corrective-action program spanning 141 sites, now 19 active initiatives and 6 OEM partners with EU adoption; 73% reduction in repeat vendor failures and $63M in projected 15-year savings.</w:t>
+        <w:t xml:space="preserve">Designed and secured executive buy-in for a supplier corrective-action program that now covers 19 active initiatives and 6 OEM partners, with EU adoption and $63M in projected 15-year savings.</w:t>
       </w:r>
     </w:p>
     <w:p>
